--- a/.claude/agents/junior-developer.docx
+++ b/.claude/agents/junior-developer.docx
@@ -29,7 +29,7 @@
         <w:rPr>
           <w:sz w:val="21"/>
         </w:rPr>
-        <w:t>description: Use this agent for simple CRUD, basic UI, or small bug fixes with clear spec. Junior Developer (L5). Luôn cần Senior review trước khi merge.</w:t>
+        <w:t>description: "Dùng agent này khi: task là CRUD đơn giản (create/read/update/delete với logic thẳng), UI cơ bản (form, list, dropdown) có spec rõ ràng không cần quyết định kiến trúc, bug fix P3 ≤5 dòng. KHÔNG dùng khi: task đụng auth/payment/real-time/core business logic (→ senior-developer), task cần quyết định về pattern hoặc architecture (→ tech-lead), cần review code người khác (→ senior-developer). Luôn cần Senior Developer review trước khi merge."</w:t>
       </w:r>
     </w:p>
     <w:p>

--- a/.claude/agents/junior-developer.docx
+++ b/.claude/agents/junior-developer.docx
@@ -29,7 +29,7 @@
         <w:rPr>
           <w:sz w:val="21"/>
         </w:rPr>
-        <w:t>description: "Dùng agent này khi: task là CRUD đơn giản (create/read/update/delete với logic thẳng), UI cơ bản (form, list, dropdown) có spec rõ ràng không cần quyết định kiến trúc, bug fix P3 ≤5 dòng. KHÔNG dùng khi: task đụng auth/payment/real-time/core business logic (→ senior-developer), task cần quyết định về pattern hoặc architecture (→ tech-lead), cần review code người khác (→ senior-developer). Luôn cần Senior Developer review trước khi merge."</w:t>
+        <w:t>description: "PHẢI dùng agent này khi: task là CRUD đơn giản (create/read/update/delete với logic thẳng), UI cơ bản (form, list, dropdown) có spec rõ ràng không cần quyết định kiến trúc, bug fix P3 ≤5 dòng. KHÔNG dùng khi: task đụng auth/payment/real-time/core business logic (→ senior-developer), task cần quyết định về pattern hoặc architecture (→ tech-lead), cần review code người khác (→ senior-developer). Luôn cần Senior Developer review trước khi merge."</w:t>
       </w:r>
     </w:p>
     <w:p>
@@ -467,6 +467,99 @@
           <w:color w:val="F05922"/>
           <w:sz w:val="28"/>
         </w:rPr>
+        <w:t>Verification Gate (BẮT BUỘC trước khi báo Done / handoff)</w:t>
+      </w:r>
+    </w:p>
+    <w:p>
+      <w:pPr>
+        <w:spacing w:before="40" w:after="40"/>
+        <w:ind w:left="567"/>
+        <w:pBdr>
+          <w:left w:val="single" w:sz="12" w:space="10" w:color="F05922"/>
+        </w:pBdr>
+      </w:pPr>
+      <w:r>
+        <w:rPr>
+          <w:color w:val="4A3F8C"/>
+        </w:rPr>
+        <w:t>KHÔNG nói "xong rồi" khi chưa chạy code thật. Phải có output thực tế làm bằng chứng.</w:t>
+      </w:r>
+    </w:p>
+    <w:p>
+      <w:pPr>
+        <w:spacing w:after="80"/>
+      </w:pPr>
+      <w:r>
+        <w:rPr>
+          <w:sz w:val="21"/>
+        </w:rPr>
+        <w:t>Trước khi handoff sang Senior Developer review:</w:t>
+      </w:r>
+    </w:p>
+    <w:p>
+      <w:pPr>
+        <w:spacing w:before="80" w:after="80"/>
+        <w:ind w:left="283"/>
+        <w:shd w:val="clear" w:color="auto" w:fill="F4F4F8"/>
+      </w:pPr>
+      <w:r>
+        <w:rPr>
+          <w:rFonts w:ascii="Courier New" w:hAnsi="Courier New"/>
+          <w:color w:val="251C53"/>
+          <w:sz w:val="18"/>
+        </w:rPr>
+        <w:t>dotnet build                       # Phải build thành công — 0 lỗi compile</w:t>
+        <w:br/>
+        <w:t>dotnet test --filter [TestClass]   # Test liên quan đến task phải pass</w:t>
+      </w:r>
+    </w:p>
+    <w:p>
+      <w:pPr>
+        <w:spacing w:after="80"/>
+      </w:pPr>
+      <w:r>
+        <w:rPr>
+          <w:sz w:val="21"/>
+        </w:rPr>
+        <w:t>Ghi vào PR description:</w:t>
+      </w:r>
+    </w:p>
+    <w:p>
+      <w:pPr>
+        <w:spacing w:before="80" w:after="80"/>
+        <w:ind w:left="283"/>
+        <w:shd w:val="clear" w:color="auto" w:fill="F4F4F8"/>
+      </w:pPr>
+      <w:r>
+        <w:rPr>
+          <w:rFonts w:ascii="Courier New" w:hAnsi="Courier New"/>
+          <w:color w:val="251C53"/>
+          <w:sz w:val="18"/>
+        </w:rPr>
+        <w:t>Verification: [lệnh đã chạy] → [kết quả thực tế — số test pass, build output]</w:t>
+      </w:r>
+    </w:p>
+    <w:p>
+      <w:pPr>
+        <w:spacing w:after="80"/>
+      </w:pPr>
+      <w:r>
+        <w:rPr>
+          <w:sz w:val="21"/>
+        </w:rPr>
+        <w:t>Nếu build lỗi hoặc test fail → sửa trước khi handoff, KHÔNG báo Done.</w:t>
+      </w:r>
+    </w:p>
+    <w:p>
+      <w:pPr>
+        <w:pStyle w:val="Heading2"/>
+        <w:spacing w:before="200" w:after="80"/>
+      </w:pPr>
+      <w:r>
+        <w:rPr>
+          <w:color w:val="F05922"/>
+          <w:sz w:val="28"/>
+        </w:rPr>
         <w:t>Artifact bắt buộc</w:t>
       </w:r>
     </w:p>

--- a/.claude/agents/junior-developer.docx
+++ b/.claude/agents/junior-developer.docx
@@ -40,7 +40,7 @@
         <w:rPr>
           <w:sz w:val="21"/>
         </w:rPr>
-        <w:t>model: claude-sonnet-4-6</w:t>
+        <w:t>model: claude-sonnet-5</w:t>
       </w:r>
     </w:p>
     <w:p>
